--- a/internal_doc/03.开发设计/ACID/Story-事务支持RC隔离级别（读锁）.docx
+++ b/internal_doc/03.开发设计/ACID/Story-事务支持RC隔离级别（读锁）.docx
@@ -475,11 +475,6 @@
       </w:r>
     </w:p>
     <w:p>
-      <w:pPr>
-        <w:rPr>
-          <w:rFonts w:hint="eastAsia"/>
-        </w:rPr>
-      </w:pPr>
       <w:r>
         <w:rPr>
           <w:rFonts w:hint="eastAsia"/>
@@ -518,6 +513,11 @@
       </w:r>
     </w:p>
     <w:p>
+      <w:pPr>
+        <w:rPr>
+          <w:rFonts w:hint="eastAsia"/>
+        </w:rPr>
+      </w:pPr>
       <w:r>
         <w:rPr>
           <w:rFonts w:hint="eastAsia"/>
@@ -541,6 +541,47 @@
           <w:rFonts w:hint="eastAsia"/>
         </w:rPr>
         <w:t>，读操作失败也会导致事务回滚。</w:t>
+      </w:r>
+    </w:p>
+    <w:p>
+      <w:r>
+        <w:rPr>
+          <w:rFonts w:hint="eastAsia"/>
+        </w:rPr>
+        <w:tab/>
+      </w:r>
+      <w:r>
+        <w:rPr>
+          <w:rFonts w:hint="eastAsia"/>
+        </w:rPr>
+        <w:t>事务隔离级别仅对主节点生效，因此用户需要将会话属性“</w:t>
+      </w:r>
+      <w:r>
+        <w:t>preferedinstance</w:t>
+      </w:r>
+      <w:r>
+        <w:rPr>
+          <w:rFonts w:hint="eastAsia"/>
+        </w:rPr>
+        <w:t>”设置为“</w:t>
+      </w:r>
+      <w:r>
+        <w:rPr>
+          <w:rFonts w:hint="eastAsia"/>
+        </w:rPr>
+        <w:t>M</w:t>
+      </w:r>
+      <w:r>
+        <w:rPr>
+          <w:rFonts w:hint="eastAsia"/>
+        </w:rPr>
+        <w:t>”</w:t>
+      </w:r>
+      <w:r>
+        <w:rPr>
+          <w:rFonts w:hint="eastAsia"/>
+        </w:rPr>
+        <w:t>。</w:t>
       </w:r>
     </w:p>
     <w:p>
